--- a/docs/proposal/multicultural-families-project-proposal.docx
+++ b/docs/proposal/multicultural-families-project-proposal.docx
@@ -27,7 +27,7 @@
           <w:sz w:val="22"/>
           <w:szCs w:val="22"/>
         </w:rPr>
-        <w:t xml:space="preserve">한국어 안내 이해에 도움이 필요한 결혼이민자가 체류기간 연장 준비 항목을 이해하고 보완할 수 있게 하는 서비스</w:t>
+        <w:t xml:space="preserve">다문화 가정이 잘 모르는 한국 법률·제도를 알려 주는 AI 챗봇 — 첫 기능: 결혼이민자의 체류기간 연장 준비 지원</w:t>
       </w:r>
     </w:p>
     <w:tbl>
@@ -219,7 +219,7 @@
                 <w:sz w:val="19"/>
                 <w:szCs w:val="19"/>
               </w:rPr>
-              <w:t>2026-10-  (제출 시 기입)</w:t>
+              <w:t>2026-10-13</w:t>
             </w:r>
           </w:p>
         </w:tc>
@@ -442,7 +442,7 @@
                 <w:sz w:val="19"/>
                 <w:szCs w:val="19"/>
               </w:rPr>
-              <w:t xml:space="preserve">한국어 안내 이해에 도움이 필요한 결혼이민자가 체류기간 연장 준비 항목을 쉬운 다국어 설명으로 이해하고, 담당자의 확인을 받아 부족한 항목을 보완할 수 있게 하는 서비스</w:t>
+              <w:t xml:space="preserve">다문화 가정이 잘 모르는 한국 법률·제도를 쉬운 말과 모국어로 알려 주는 AI 챗봇. 첫 기능으로, 한국어 안내 이해에 도움이 필요한 결혼이민자가 체류기간 연장 준비 항목을 이해하고 담당자의 확인을 받아 부족한 항목을 보완할 수 있게 합니다.</w:t>
             </w:r>
           </w:p>
         </w:tc>
@@ -1764,7 +1764,7 @@
                 <w:sz w:val="19"/>
                 <w:szCs w:val="19"/>
               </w:rPr>
-              <w:t xml:space="preserve">민원 제출·예약·허가 조회, 모든 체류 유형, 개별 사건의 법적 판단, OCR·서류 진위 판정, 실제 서류 보관, 개인정보의 외부기관 자동 전송 — 범위·검증 부담 때문에 제외. 준비 확인 완료는 실제 민원 접수·허가 완료가 아닙니다.</w:t>
+              <w:t xml:space="preserve">체류기간 연장 외 다른 법률 분야 안내(첫 기능 검증 후 확장), 민원 제출·예약·허가 조회, 모든 체류 유형, 개별 사건의 법적 판단, OCR·서류 진위 판정, 실제 서류 보관, 개인정보의 외부기관 자동 전송 — 범위·검증 부담 때문에 제외. 준비 확인 완료는 실제 민원 접수·허가 완료가 아닙니다.</w:t>
             </w:r>
           </w:p>
         </w:tc>
@@ -4338,7 +4338,7 @@
                 <w:sz w:val="19"/>
                 <w:szCs w:val="19"/>
               </w:rPr>
-              <w:t xml:space="preserve">아직 확인하지 않았습니다. 겹침이 확인되면 대상 유형·범위 또는 후보를 재조정하고 근거를 기록합니다.</w:t>
+              <w:t xml:space="preserve">같은 도메인의 다른 팀과 겹치지 않음을 확인했습니다 (2026-10-13 팀 확인).</w:t>
             </w:r>
           </w:p>
         </w:tc>
@@ -4512,7 +4512,7 @@
                 <w:sz w:val="19"/>
                 <w:szCs w:val="19"/>
               </w:rPr>
-              <w:t xml:space="preserve">한국어 안내 이해에 도움이 필요한 결혼이민자가 체류기간 연장 준비 항목을 이해하고 보완할 수 있게 하는 서비스</w:t>
+              <w:t xml:space="preserve">다문화 가정이 잘 모르는 한국 법률·제도를 알려 주는 AI 챗봇. 첫 기능은 결혼이민자가 체류기간 연장 준비 항목을 이해하고 보완할 수 있게 하는 것</w:t>
             </w:r>
           </w:p>
         </w:tc>
@@ -10389,7 +10389,7 @@
                 <w:sz w:val="19"/>
                 <w:szCs w:val="19"/>
               </w:rPr>
-              <w:t xml:space="preserve">[가정] 고객 요구사항 정리, H1~H3 확인, F-6-1·지원 외국어·기준 목록 확정, 백로그와 인수 조건 작성</w:t>
+              <w:t xml:space="preserve">고객 요구사항 정리, H1~H3 확인, F-6-1·지원 외국어·기준 목록 확정, 백로그와 인수 조건 작성</w:t>
             </w:r>
           </w:p>
         </w:tc>
@@ -10495,7 +10495,7 @@
                 <w:sz w:val="19"/>
                 <w:szCs w:val="19"/>
               </w:rPr>
-              <w:t xml:space="preserve">[가정] 저장소·CI 준비, F-01 준비 건 생성·권한, F-02 기준 버전 등록</w:t>
+              <w:t xml:space="preserve">저장소·CI 준비, F-01 준비 건 생성·권한, F-02 기준 버전 등록</w:t>
             </w:r>
           </w:p>
         </w:tc>
@@ -10601,7 +10601,7 @@
                 <w:sz w:val="19"/>
                 <w:szCs w:val="19"/>
               </w:rPr>
-              <w:t xml:space="preserve">[가정] 핵심 흐름 1개(준비 건 생성 → 초안 → 담당자 승인 → 확인 요청 → 보완 → 준비 확인 완료)를 처음부터 끝까지 시연</w:t>
+              <w:t xml:space="preserve">핵심 흐름 1개(준비 건 생성 → 초안 → 담당자 승인 → 확인 요청 → 보완 → 준비 확인 완료)를 처음부터 끝까지 시연</w:t>
             </w:r>
           </w:p>
         </w:tc>
@@ -10707,7 +10707,7 @@
                 <w:sz w:val="19"/>
                 <w:szCs w:val="19"/>
               </w:rPr>
-              <w:t xml:space="preserve">[가정] 중간 리뷰 피드백 반영, 초안 생성(F-03)·검토(F-04) 다듬기, 요구 변경 반영</w:t>
+              <w:t xml:space="preserve">중간 리뷰 피드백 반영, 초안 생성(F-03)·검토(F-04) 다듬기, 요구 변경 반영</w:t>
             </w:r>
           </w:p>
         </w:tc>
@@ -10813,7 +10813,7 @@
                 <w:sz w:val="19"/>
                 <w:szCs w:val="19"/>
               </w:rPr>
-              <w:t xml:space="preserve">[가정] 취소·반려·기준 버전 변경 경로(F-07), 권한·식별정보 입력 차단, 버그 수정</w:t>
+              <w:t xml:space="preserve">취소·반려·기준 버전 변경 경로(F-07), 권한·식별정보 입력 차단, 버그 수정</w:t>
             </w:r>
           </w:p>
         </w:tc>
@@ -10919,7 +10919,7 @@
                 <w:sz w:val="19"/>
                 <w:szCs w:val="19"/>
               </w:rPr>
-              <w:t xml:space="preserve">[가정] 기능 동결, 인수 조건(정상·누락·권한·LLM 실패·안내 변경·개인정보) 테스트</w:t>
+              <w:t xml:space="preserve">기능 동결, 인수 조건(정상·누락·권한·LLM 실패·안내 변경·개인정보) 테스트</w:t>
             </w:r>
           </w:p>
         </w:tc>
@@ -11025,7 +11025,7 @@
                 <w:sz w:val="19"/>
                 <w:szCs w:val="19"/>
               </w:rPr>
-              <w:t xml:space="preserve">[가정] 하드닝, 최종 데모 (시간이 되면 F-08 알림)</w:t>
+              <w:t xml:space="preserve">하드닝, 최종 데모 (시간이 되면 F-08 알림) — 프로젝트 성공</w:t>
             </w:r>
           </w:p>
         </w:tc>
